--- a/Alert Template.docx
+++ b/Alert Template.docx
@@ -123,43 +123,7 @@
                 <w:sz w:val="32"/>
                 <w:szCs w:val="32"/>
               </w:rPr>
-              <w:t xml:space="preserve">Sanofi </w:t>
-            </w:r>
-            <w:r>
-              <w:rPr>
-                <w:b/>
-                <w:color w:val="002060"/>
-                <w:sz w:val="32"/>
-                <w:szCs w:val="32"/>
-              </w:rPr>
-              <w:t xml:space="preserve">CDO </w:t>
-            </w:r>
-            <w:r>
-              <w:rPr>
-                <w:b/>
-                <w:color w:val="002060"/>
-                <w:sz w:val="32"/>
-                <w:szCs w:val="32"/>
-              </w:rPr>
-              <w:t xml:space="preserve">reports </w:t>
-            </w:r>
-            <w:r>
-              <w:rPr>
-                <w:b/>
-                <w:color w:val="002060"/>
-                <w:sz w:val="32"/>
-                <w:szCs w:val="32"/>
-              </w:rPr>
-              <w:t>that 400 sales reps use Concierge for Field Daily</w:t>
-            </w:r>
-            <w:r>
-              <w:rPr>
-                <w:b/>
-                <w:color w:val="002060"/>
-                <w:sz w:val="32"/>
-                <w:szCs w:val="32"/>
-              </w:rPr>
-              <w:t>, plus additional Concierge metrics</w:t>
+              <w:t>&lt;Insert Title&gt;</w:t>
             </w:r>
           </w:p>
           <w:p>
@@ -6100,6 +6064,15 @@
 </file>
 
 <file path=customXml/item2.xml><?xml version="1.0" encoding="utf-8"?>
+<?mso-contentType ?>
+<FormTemplates xmlns="http://schemas.microsoft.com/sharepoint/v3/contenttype/forms">
+  <Display>DocumentLibraryForm</Display>
+  <Edit>DocumentLibraryForm</Edit>
+  <New>DocumentLibraryForm</New>
+</FormTemplates>
+</file>
+
+<file path=customXml/item3.xml><?xml version="1.0" encoding="utf-8"?>
 <p:properties xmlns:p="http://schemas.microsoft.com/office/2006/metadata/properties" xmlns:xsi="http://www.w3.org/2001/XMLSchema-instance" xmlns:pc="http://schemas.microsoft.com/office/infopath/2007/PartnerControls">
   <documentManagement>
     <TaxCatchAll xmlns="15ee0686-30d9-42e1-84e3-1c9b390b078f" xsi:nil="true"/>
@@ -6108,15 +6081,6 @@
     </lcf76f155ced4ddcb4097134ff3c332f>
   </documentManagement>
 </p:properties>
-</file>
-
-<file path=customXml/item3.xml><?xml version="1.0" encoding="utf-8"?>
-<?mso-contentType ?>
-<FormTemplates xmlns="http://schemas.microsoft.com/sharepoint/v3/contenttype/forms">
-  <Display>DocumentLibraryForm</Display>
-  <Edit>DocumentLibraryForm</Edit>
-  <New>DocumentLibraryForm</New>
-</FormTemplates>
 </file>
 
 <file path=customXml/itemProps1.xml><?xml version="1.0" encoding="utf-8"?>
@@ -6139,6 +6103,14 @@
 </file>
 
 <file path=customXml/itemProps2.xml><?xml version="1.0" encoding="utf-8"?>
+<ds:datastoreItem xmlns:ds="http://schemas.openxmlformats.org/officeDocument/2006/customXml" ds:itemID="{1162CDCE-7198-4413-843C-B458FBF7D77A}">
+  <ds:schemaRefs>
+    <ds:schemaRef ds:uri="http://schemas.microsoft.com/sharepoint/v3/contenttype/forms"/>
+  </ds:schemaRefs>
+</ds:datastoreItem>
+</file>
+
+<file path=customXml/itemProps3.xml><?xml version="1.0" encoding="utf-8"?>
 <ds:datastoreItem xmlns:ds="http://schemas.openxmlformats.org/officeDocument/2006/customXml" ds:itemID="{261C0E61-89E4-4454-8426-5C0BC09BF8CD}">
   <ds:schemaRefs>
     <ds:schemaRef ds:uri="http://schemas.microsoft.com/office/2006/metadata/properties"/>
@@ -6147,12 +6119,4 @@
     <ds:schemaRef ds:uri="3997bee9-e731-4464-8290-be986dbed606"/>
   </ds:schemaRefs>
 </ds:datastoreItem>
-</file>
-
-<file path=customXml/itemProps3.xml><?xml version="1.0" encoding="utf-8"?>
-<ds:datastoreItem xmlns:ds="http://schemas.openxmlformats.org/officeDocument/2006/customXml" ds:itemID="{1162CDCE-7198-4413-843C-B458FBF7D77A}">
-  <ds:schemaRefs>
-    <ds:schemaRef ds:uri="http://schemas.microsoft.com/sharepoint/v3/contenttype/forms"/>
-  </ds:schemaRefs>
-</ds:datastoreItem>
 </file>